--- a/rapports/2026-06-06/EQ19/EQ19_enq3_v2/DR_malforme_1_31201E_11/97-92-62-82.docx
+++ b/rapports/2026-06-06/EQ19/EQ19_enq3_v2/DR_malforme_1_31201E_11/97-92-62-82.docx
@@ -297,7 +297,7 @@
           <w:color w:val="1F6FEB"/>
           <w:sz w:val="22"/>
         </w:rPr>
-        <w:t>⚠ INCOHÉRENCES À CORRIGER (74)</w:t>
+        <w:t>⚠ INCOHÉRENCES À CORRIGER (68)</w:t>
       </w:r>
     </w:p>
     <w:tbl>
@@ -1084,7 +1084,7 @@
                 <w:color w:val="16A34A"/>
                 <w:sz w:val="16"/>
               </w:rPr>
-              <w:t>—</w:t>
+              <w:t>s00q10, s01q35, s01q36, s01q37, s02q04, s02q15, s01q00b, s02q17_code</w:t>
             </w:r>
           </w:p>
         </w:tc>
@@ -1115,7 +1115,7 @@
                 <w:i w:val="0"/>
                 <w:sz w:val="17"/>
               </w:rPr>
-              <w:t>Incohérence!!! seulement les écoles gouvermentales paient les cotisations (Gouvernement, communauté, ONG ou organisation humanitaire).</w:t>
+              <w:t>Avertissement!!! L'âge (24 ans) de Ousmane Kanté avec son niveau d'étude (2ème année Secondaire 1 (Moyen) Général) semble incoherent, veuillez confirmer cette information avec le QG ou corriger l'incohérence.</w:t>
             </w:r>
           </w:p>
         </w:tc>
@@ -1174,7 +1174,7 @@
                 <w:color w:val="16A34A"/>
                 <w:sz w:val="16"/>
               </w:rPr>
-              <w:t>—</w:t>
+              <w:t>s01q32, s01q36, s01q38, s04q37_modif, s02q33, s02q34, s01q00b</w:t>
             </w:r>
           </w:p>
         </w:tc>
@@ -1205,7 +1205,7 @@
                 <w:i w:val="0"/>
                 <w:sz w:val="17"/>
               </w:rPr>
-              <w:t>Incohérence!!! seulement les écoles privées paient les frais de scolarité (y compris les frais d'inscription).</w:t>
+              <w:t>Peu probable!!! Vu l'âge (24 ans) de Ousmane Kanté ou l'année à laquelle Ousmane Kanté a fréquenté l'école pour la dernière fois (.) le dernier diplome de Ousmane Kanté ne peut être le Certificat d'études primaires (CEP), prière de corriger cette incohérence ou confirmer avec le QG.</w:t>
             </w:r>
           </w:p>
         </w:tc>
@@ -1264,7 +1264,7 @@
                 <w:color w:val="16A34A"/>
                 <w:sz w:val="16"/>
               </w:rPr>
-              <w:t>s01q32, s01q36, s01q38, s04q37_modif, s02q33, s02q34, s01q00b</w:t>
+              <w:t>s01q00b, s02q17_2, s02q15_2</w:t>
             </w:r>
           </w:p>
         </w:tc>
@@ -1295,7 +1295,7 @@
                 <w:i w:val="0"/>
                 <w:sz w:val="17"/>
               </w:rPr>
-              <w:t>Peu probable!!! Vu l'âge (18 ans) de Fatou sidibé ou l'année à laquelle Fatou sidibé a fréquenté l'école pour la dernière fois (.) le dernier diplome de Fatou sidibé ne peut être le Certificat d'études primaires (CEP), prière de corriger cette incohérence ou confirmer avec le QG.</w:t>
+              <w:t>Incohérence!! Boubacar Sidibé fréquente 3ème année de Primaire mais ne paie ni la scolarité ni la cotisation, prière de corriger ou fournir une explication à cela.</w:t>
             </w:r>
           </w:p>
         </w:tc>
@@ -1354,7 +1354,7 @@
                 <w:color w:val="16A34A"/>
                 <w:sz w:val="16"/>
               </w:rPr>
-              <w:t>s00q10, s01q35, s01q36, s01q37, s02q04, s02q15, s01q00b, s02q17_code</w:t>
+              <w:t>s01q00b, s02q17_2, s02q15_2</w:t>
             </w:r>
           </w:p>
         </w:tc>
@@ -1385,7 +1385,7 @@
                 <w:i w:val="0"/>
                 <w:sz w:val="17"/>
               </w:rPr>
-              <w:t>Avertissement!!! L'âge (24 ans) de Ousmane Kanté avec son niveau d'étude (2ème année Secondaire 1 (Moyen) Général) semble incoherent, veuillez confirmer cette information avec le QG ou corriger l'incohérence.</w:t>
+              <w:t>Incohérence!! Oumar Sidibé fréquente 5ème année de Primaire mais ne paie ni la scolarité ni la cotisation, prière de corriger ou fournir une explication à cela.</w:t>
             </w:r>
           </w:p>
         </w:tc>
@@ -1444,7 +1444,7 @@
                 <w:color w:val="16A34A"/>
                 <w:sz w:val="16"/>
               </w:rPr>
-              <w:t>s01q32, s01q36, s01q38, s04q37_modif, s02q33, s02q34, s01q00b</w:t>
+              <w:t>—</w:t>
             </w:r>
           </w:p>
         </w:tc>
@@ -1475,7 +1475,7 @@
                 <w:i w:val="0"/>
                 <w:sz w:val="17"/>
               </w:rPr>
-              <w:t>Peu probable!!! Vu l'âge (24 ans) de Ousmane Kanté ou l'année à laquelle Ousmane Kanté a fréquenté l'école pour la dernière fois (.) le dernier diplome de Ousmane Kanté ne peut être le Certificat d'études primaires (CEP), prière de corriger cette incohérence ou confirmer avec le QG.</w:t>
+              <w:t>Incohérence ! Oumar Sidibé frequente actuellement 5ème année de Primaire mais dit avoir reçu une bourse de 500 FCFA.</w:t>
             </w:r>
           </w:p>
         </w:tc>
@@ -1534,7 +1534,7 @@
                 <w:color w:val="16A34A"/>
                 <w:sz w:val="16"/>
               </w:rPr>
-              <w:t>s01q00b, s02q17_2, s02q15_2</w:t>
+              <w:t>s01q32, s01q36, s01q38, s04q37_modif, s02q33, s02q34, s01q00b</w:t>
             </w:r>
           </w:p>
         </w:tc>
@@ -1565,7 +1565,7 @@
                 <w:i w:val="0"/>
                 <w:sz w:val="17"/>
               </w:rPr>
-              <w:t>Incohérence!! Boubacar Sidibé fréquente 3ème année de Primaire mais ne paie ni la scolarité ni la cotisation, prière de corriger ou fournir une explication à cela.</w:t>
+              <w:t>Peu probable!!! Vu l'âge (18 ans) de Fatou sidibé ou l'année à laquelle Fatou sidibé a fréquenté l'école pour la dernière fois (.) le dernier diplome de Fatou sidibé ne peut être le Certificat d'études primaires (CEP), prière de corriger cette incohérence ou confirmer avec le QG.</w:t>
             </w:r>
           </w:p>
         </w:tc>
@@ -1598,6 +1598,906 @@
                 <w:i w:val="0"/>
                 <w:sz w:val="16"/>
               </w:rPr>
+              <w:t>S04</w:t>
+              <w:br/>
+            </w:r>
+            <w:r>
+              <w:rPr>
+                <w:b w:val="0"/>
+                <w:i w:val="0"/>
+                <w:color w:val="64748B"/>
+                <w:sz w:val="14"/>
+              </w:rPr>
+              <w:t>Emploi</w:t>
+            </w:r>
+          </w:p>
+        </w:tc>
+        <w:tc>
+          <w:tcPr>
+            <w:tcW w:type="dxa" w:w="1531"/>
+          </w:tcPr>
+          <w:p>
+            <w:r>
+              <w:rPr>
+                <w:b/>
+                <w:i w:val="0"/>
+                <w:color w:val="16A34A"/>
+                <w:sz w:val="16"/>
+              </w:rPr>
+              <w:t>s01q41, s02q20, s02q21, s02q22, s03q37__4, s03q39a, s03q39b, s03q39c</w:t>
+            </w:r>
+          </w:p>
+        </w:tc>
+        <w:tc>
+          <w:tcPr>
+            <w:tcW w:type="dxa" w:w="1191"/>
+          </w:tcPr>
+          <w:p>
+            <w:r>
+              <w:rPr>
+                <w:b w:val="0"/>
+                <w:i w:val="0"/>
+                <w:color w:val="64748B"/>
+                <w:sz w:val="16"/>
+              </w:rPr>
+              <w:t>GT-CQ</w:t>
+            </w:r>
+          </w:p>
+        </w:tc>
+        <w:tc>
+          <w:tcPr>
+            <w:tcW w:type="dxa" w:w="4706"/>
+          </w:tcPr>
+          <w:p>
+            <w:r>
+              <w:rPr>
+                <w:b w:val="0"/>
+                <w:i w:val="0"/>
+                <w:sz w:val="17"/>
+              </w:rPr>
+              <w:t>Incoherent! Kamissa Camara est Handicap de la 4.21 mais Kamissa Camara n'a déclaré aucun handicap en 3.43 à 3.48, prière de corriger.</w:t>
+            </w:r>
+          </w:p>
+        </w:tc>
+      </w:tr>
+      <w:tr>
+        <w:tc>
+          <w:tcPr>
+            <w:tcW w:type="dxa" w:w="964"/>
+          </w:tcPr>
+          <w:p>
+            <w:r>
+              <w:rPr>
+                <w:b/>
+                <w:i w:val="0"/>
+                <w:color w:val="DC2626"/>
+                <w:sz w:val="16"/>
+              </w:rPr>
+              <w:t>Haute</w:t>
+            </w:r>
+          </w:p>
+        </w:tc>
+        <w:tc>
+          <w:tcPr>
+            <w:tcW w:type="dxa" w:w="1247"/>
+          </w:tcPr>
+          <w:p>
+            <w:r>
+              <w:rPr>
+                <w:b/>
+                <w:i w:val="0"/>
+                <w:sz w:val="16"/>
+              </w:rPr>
+              <w:t>S11</w:t>
+              <w:br/>
+            </w:r>
+            <w:r>
+              <w:rPr>
+                <w:b w:val="0"/>
+                <w:i w:val="0"/>
+                <w:color w:val="64748B"/>
+                <w:sz w:val="14"/>
+              </w:rPr>
+              <w:t>Logement / cadre de vie</w:t>
+            </w:r>
+          </w:p>
+        </w:tc>
+        <w:tc>
+          <w:tcPr>
+            <w:tcW w:type="dxa" w:w="1531"/>
+          </w:tcPr>
+          <w:p>
+            <w:r>
+              <w:rPr>
+                <w:b/>
+                <w:i w:val="0"/>
+                <w:color w:val="16A34A"/>
+                <w:sz w:val="16"/>
+              </w:rPr>
+              <w:t>—</w:t>
+            </w:r>
+          </w:p>
+        </w:tc>
+        <w:tc>
+          <w:tcPr>
+            <w:tcW w:type="dxa" w:w="1191"/>
+          </w:tcPr>
+          <w:p>
+            <w:r>
+              <w:rPr>
+                <w:b w:val="0"/>
+                <w:i w:val="0"/>
+                <w:color w:val="64748B"/>
+                <w:sz w:val="16"/>
+              </w:rPr>
+              <w:t>GT-CQ</w:t>
+            </w:r>
+          </w:p>
+        </w:tc>
+        <w:tc>
+          <w:tcPr>
+            <w:tcW w:type="dxa" w:w="4706"/>
+          </w:tcPr>
+          <w:p>
+            <w:r>
+              <w:rPr>
+                <w:b w:val="0"/>
+                <w:i w:val="0"/>
+                <w:sz w:val="17"/>
+              </w:rPr>
+              <w:t>Incoherence!! Le ménage a depensé .</w:t>
+            </w:r>
+          </w:p>
+        </w:tc>
+      </w:tr>
+      <w:tr>
+        <w:tc>
+          <w:tcPr>
+            <w:tcW w:type="dxa" w:w="964"/>
+          </w:tcPr>
+          <w:p>
+            <w:r>
+              <w:rPr>
+                <w:b/>
+                <w:i w:val="0"/>
+                <w:color w:val="DC2626"/>
+                <w:sz w:val="16"/>
+              </w:rPr>
+              <w:t>Haute</w:t>
+            </w:r>
+          </w:p>
+        </w:tc>
+        <w:tc>
+          <w:tcPr>
+            <w:tcW w:type="dxa" w:w="1247"/>
+          </w:tcPr>
+          <w:p>
+            <w:r>
+              <w:rPr>
+                <w:b/>
+                <w:i w:val="0"/>
+                <w:sz w:val="16"/>
+              </w:rPr>
+              <w:t>S11</w:t>
+              <w:br/>
+            </w:r>
+            <w:r>
+              <w:rPr>
+                <w:b w:val="0"/>
+                <w:i w:val="0"/>
+                <w:color w:val="64748B"/>
+                <w:sz w:val="14"/>
+              </w:rPr>
+              <w:t>Logement / cadre de vie</w:t>
+            </w:r>
+          </w:p>
+        </w:tc>
+        <w:tc>
+          <w:tcPr>
+            <w:tcW w:type="dxa" w:w="1531"/>
+          </w:tcPr>
+          <w:p>
+            <w:r>
+              <w:rPr>
+                <w:b/>
+                <w:i w:val="0"/>
+                <w:color w:val="16A34A"/>
+                <w:sz w:val="16"/>
+              </w:rPr>
+              <w:t>s01q29, s01q31, s04q24, s00q04, s11q21, s09fq03, s09fq011</w:t>
+            </w:r>
+          </w:p>
+        </w:tc>
+        <w:tc>
+          <w:tcPr>
+            <w:tcW w:type="dxa" w:w="1191"/>
+          </w:tcPr>
+          <w:p>
+            <w:r>
+              <w:rPr>
+                <w:b w:val="0"/>
+                <w:i w:val="0"/>
+                <w:color w:val="64748B"/>
+                <w:sz w:val="16"/>
+              </w:rPr>
+              <w:t>GT-CQ</w:t>
+            </w:r>
+          </w:p>
+        </w:tc>
+        <w:tc>
+          <w:tcPr>
+            <w:tcW w:type="dxa" w:w="4706"/>
+          </w:tcPr>
+          <w:p>
+            <w:r>
+              <w:rPr>
+                <w:b w:val="0"/>
+                <w:i w:val="0"/>
+                <w:sz w:val="17"/>
+              </w:rPr>
+              <w:t>FCFA dans Frais de connexion au réseau de distribution d'eau mais dit ne pas être connecté à un réseau d'eau courante, prière de corriger cette incoherenceAttention ! Le montant mensuel du loyer pour un logement comme le votre 50000 Fcfa avec le type de logement Case est relativement élevé par rapport aux autres montants observés à KEDOUGOU Rural..</w:t>
+            </w:r>
+          </w:p>
+        </w:tc>
+      </w:tr>
+      <w:tr>
+        <w:tc>
+          <w:tcPr>
+            <w:tcW w:type="dxa" w:w="964"/>
+          </w:tcPr>
+          <w:p>
+            <w:r>
+              <w:rPr>
+                <w:b/>
+                <w:i w:val="0"/>
+                <w:color w:val="EA580C"/>
+                <w:sz w:val="16"/>
+              </w:rPr>
+              <w:t>Moyenne</w:t>
+            </w:r>
+          </w:p>
+        </w:tc>
+        <w:tc>
+          <w:tcPr>
+            <w:tcW w:type="dxa" w:w="1247"/>
+          </w:tcPr>
+          <w:p>
+            <w:r>
+              <w:rPr>
+                <w:b/>
+                <w:i w:val="0"/>
+                <w:sz w:val="16"/>
+              </w:rPr>
+              <w:t>S00</w:t>
+              <w:br/>
+            </w:r>
+            <w:r>
+              <w:rPr>
+                <w:b w:val="0"/>
+                <w:i w:val="0"/>
+                <w:color w:val="64748B"/>
+                <w:sz w:val="14"/>
+              </w:rPr>
+              <w:t>Identification</w:t>
+            </w:r>
+          </w:p>
+        </w:tc>
+        <w:tc>
+          <w:tcPr>
+            <w:tcW w:type="dxa" w:w="1531"/>
+          </w:tcPr>
+          <w:p>
+            <w:r>
+              <w:rPr>
+                <w:b/>
+                <w:i w:val="0"/>
+                <w:color w:val="16A34A"/>
+                <w:sz w:val="16"/>
+              </w:rPr>
+              <w:t>s00q07a, s00q08, s00q10, s00q13_0, s00q15_0, s00q17_0, s00q23a, s00q23b</w:t>
+            </w:r>
+          </w:p>
+        </w:tc>
+        <w:tc>
+          <w:tcPr>
+            <w:tcW w:type="dxa" w:w="1191"/>
+          </w:tcPr>
+          <w:p>
+            <w:r>
+              <w:rPr>
+                <w:b w:val="0"/>
+                <w:i w:val="0"/>
+                <w:color w:val="64748B"/>
+                <w:sz w:val="16"/>
+              </w:rPr>
+              <w:t>GT-CQ</w:t>
+            </w:r>
+          </w:p>
+        </w:tc>
+        <w:tc>
+          <w:tcPr>
+            <w:tcW w:type="dxa" w:w="4706"/>
+          </w:tcPr>
+          <w:p>
+            <w:r>
+              <w:rPr>
+                <w:b w:val="0"/>
+                <w:i w:val="0"/>
+                <w:sz w:val="17"/>
+              </w:rPr>
+              <w:t>Prière de renseigner toutes les informations du ménage dans la section 0 avant d'entamer les autres informations.</w:t>
+            </w:r>
+          </w:p>
+        </w:tc>
+      </w:tr>
+      <w:tr>
+        <w:tc>
+          <w:tcPr>
+            <w:tcW w:type="dxa" w:w="964"/>
+          </w:tcPr>
+          <w:p>
+            <w:r>
+              <w:rPr>
+                <w:b/>
+                <w:i w:val="0"/>
+                <w:color w:val="EA580C"/>
+                <w:sz w:val="16"/>
+              </w:rPr>
+              <w:t>Moyenne</w:t>
+            </w:r>
+          </w:p>
+        </w:tc>
+        <w:tc>
+          <w:tcPr>
+            <w:tcW w:type="dxa" w:w="1247"/>
+          </w:tcPr>
+          <w:p>
+            <w:r>
+              <w:rPr>
+                <w:b/>
+                <w:i w:val="0"/>
+                <w:sz w:val="16"/>
+              </w:rPr>
+              <w:t>S00</w:t>
+              <w:br/>
+            </w:r>
+            <w:r>
+              <w:rPr>
+                <w:b w:val="0"/>
+                <w:i w:val="0"/>
+                <w:color w:val="64748B"/>
+                <w:sz w:val="14"/>
+              </w:rPr>
+              <w:t>Identification</w:t>
+            </w:r>
+          </w:p>
+        </w:tc>
+        <w:tc>
+          <w:tcPr>
+            <w:tcW w:type="dxa" w:w="1531"/>
+          </w:tcPr>
+          <w:p>
+            <w:r>
+              <w:rPr>
+                <w:b/>
+                <w:i w:val="0"/>
+                <w:color w:val="16A34A"/>
+                <w:sz w:val="16"/>
+              </w:rPr>
+              <w:t>—</w:t>
+            </w:r>
+          </w:p>
+        </w:tc>
+        <w:tc>
+          <w:tcPr>
+            <w:tcW w:type="dxa" w:w="1191"/>
+          </w:tcPr>
+          <w:p>
+            <w:r>
+              <w:rPr>
+                <w:b w:val="0"/>
+                <w:i w:val="0"/>
+                <w:color w:val="64748B"/>
+                <w:sz w:val="16"/>
+              </w:rPr>
+              <w:t>GT-CQ</w:t>
+            </w:r>
+          </w:p>
+        </w:tc>
+        <w:tc>
+          <w:tcPr>
+            <w:tcW w:type="dxa" w:w="4706"/>
+          </w:tcPr>
+          <w:p>
+            <w:r>
+              <w:rPr>
+                <w:b w:val="0"/>
+                <w:i w:val="0"/>
+                <w:sz w:val="17"/>
+              </w:rPr>
+              <w:t>L'adresse ou la localisation du ménage doit être bien renseignée, ne doit pas contenir des numéros de téléphone et elle semble courte pour être une adresse.</w:t>
+            </w:r>
+          </w:p>
+        </w:tc>
+      </w:tr>
+      <w:tr>
+        <w:tc>
+          <w:tcPr>
+            <w:tcW w:type="dxa" w:w="964"/>
+          </w:tcPr>
+          <w:p>
+            <w:r>
+              <w:rPr>
+                <w:b/>
+                <w:i w:val="0"/>
+                <w:color w:val="EA580C"/>
+                <w:sz w:val="16"/>
+              </w:rPr>
+              <w:t>Moyenne</w:t>
+            </w:r>
+          </w:p>
+        </w:tc>
+        <w:tc>
+          <w:tcPr>
+            <w:tcW w:type="dxa" w:w="1247"/>
+          </w:tcPr>
+          <w:p>
+            <w:r>
+              <w:rPr>
+                <w:b/>
+                <w:i w:val="0"/>
+                <w:sz w:val="16"/>
+              </w:rPr>
+              <w:t>S00</w:t>
+              <w:br/>
+            </w:r>
+            <w:r>
+              <w:rPr>
+                <w:b w:val="0"/>
+                <w:i w:val="0"/>
+                <w:color w:val="64748B"/>
+                <w:sz w:val="14"/>
+              </w:rPr>
+              <w:t>Identification</w:t>
+            </w:r>
+          </w:p>
+        </w:tc>
+        <w:tc>
+          <w:tcPr>
+            <w:tcW w:type="dxa" w:w="1531"/>
+          </w:tcPr>
+          <w:p>
+            <w:r>
+              <w:rPr>
+                <w:b/>
+                <w:i w:val="0"/>
+                <w:color w:val="16A34A"/>
+                <w:sz w:val="16"/>
+              </w:rPr>
+              <w:t>—</w:t>
+            </w:r>
+          </w:p>
+        </w:tc>
+        <w:tc>
+          <w:tcPr>
+            <w:tcW w:type="dxa" w:w="1191"/>
+          </w:tcPr>
+          <w:p>
+            <w:r>
+              <w:rPr>
+                <w:b w:val="0"/>
+                <w:i w:val="0"/>
+                <w:color w:val="64748B"/>
+                <w:sz w:val="16"/>
+              </w:rPr>
+              <w:t>GT-CQ</w:t>
+            </w:r>
+          </w:p>
+        </w:tc>
+        <w:tc>
+          <w:tcPr>
+            <w:tcW w:type="dxa" w:w="4706"/>
+          </w:tcPr>
+          <w:p>
+            <w:r>
+              <w:rPr>
+                <w:b w:val="0"/>
+                <w:i w:val="0"/>
+                <w:sz w:val="17"/>
+              </w:rPr>
+              <w:t>Prière de renseigner la bonne adresse.Attention! Il manque des informations non renseignées dans la section 0, prière de regarder toutes les autres informations dans l'identification du ménage (IDENTIFICATION ET RENSEIGNEMENTS DE CONTROLE) ou dans OBSERVATIONS pour pouvoir renseigné toutes les questions liées au ménage.</w:t>
+            </w:r>
+          </w:p>
+        </w:tc>
+      </w:tr>
+      <w:tr>
+        <w:tc>
+          <w:tcPr>
+            <w:tcW w:type="dxa" w:w="964"/>
+          </w:tcPr>
+          <w:p>
+            <w:r>
+              <w:rPr>
+                <w:b/>
+                <w:i w:val="0"/>
+                <w:color w:val="EA580C"/>
+                <w:sz w:val="16"/>
+              </w:rPr>
+              <w:t>Moyenne</w:t>
+            </w:r>
+          </w:p>
+        </w:tc>
+        <w:tc>
+          <w:tcPr>
+            <w:tcW w:type="dxa" w:w="1247"/>
+          </w:tcPr>
+          <w:p>
+            <w:r>
+              <w:rPr>
+                <w:b/>
+                <w:i w:val="0"/>
+                <w:sz w:val="16"/>
+              </w:rPr>
+              <w:t>S01</w:t>
+              <w:br/>
+            </w:r>
+            <w:r>
+              <w:rPr>
+                <w:b w:val="0"/>
+                <w:i w:val="0"/>
+                <w:color w:val="64748B"/>
+                <w:sz w:val="14"/>
+              </w:rPr>
+              <w:t>Démographie</w:t>
+            </w:r>
+          </w:p>
+        </w:tc>
+        <w:tc>
+          <w:tcPr>
+            <w:tcW w:type="dxa" w:w="1531"/>
+          </w:tcPr>
+          <w:p>
+            <w:r>
+              <w:rPr>
+                <w:b/>
+                <w:i w:val="0"/>
+                <w:color w:val="16A34A"/>
+                <w:sz w:val="16"/>
+              </w:rPr>
+              <w:t>—</w:t>
+            </w:r>
+          </w:p>
+        </w:tc>
+        <w:tc>
+          <w:tcPr>
+            <w:tcW w:type="dxa" w:w="1191"/>
+          </w:tcPr>
+          <w:p>
+            <w:r>
+              <w:rPr>
+                <w:b w:val="0"/>
+                <w:i w:val="0"/>
+                <w:color w:val="64748B"/>
+                <w:sz w:val="16"/>
+              </w:rPr>
+              <w:t>GT-CQ</w:t>
+            </w:r>
+          </w:p>
+        </w:tc>
+        <w:tc>
+          <w:tcPr>
+            <w:tcW w:type="dxa" w:w="4706"/>
+          </w:tcPr>
+          <w:p>
+            <w:r>
+              <w:rPr>
+                <w:b w:val="0"/>
+                <w:i w:val="0"/>
+                <w:sz w:val="17"/>
+              </w:rPr>
+              <w:t>Prière de verifier l'information donnée par Fatou sidibé ou corriger au niveau de la section 1.</w:t>
+            </w:r>
+          </w:p>
+        </w:tc>
+      </w:tr>
+      <w:tr>
+        <w:tc>
+          <w:tcPr>
+            <w:tcW w:type="dxa" w:w="964"/>
+          </w:tcPr>
+          <w:p>
+            <w:r>
+              <w:rPr>
+                <w:b/>
+                <w:i w:val="0"/>
+                <w:color w:val="EA580C"/>
+                <w:sz w:val="16"/>
+              </w:rPr>
+              <w:t>Moyenne</w:t>
+            </w:r>
+          </w:p>
+        </w:tc>
+        <w:tc>
+          <w:tcPr>
+            <w:tcW w:type="dxa" w:w="1247"/>
+          </w:tcPr>
+          <w:p>
+            <w:r>
+              <w:rPr>
+                <w:b/>
+                <w:i w:val="0"/>
+                <w:sz w:val="16"/>
+              </w:rPr>
+              <w:t>S01</w:t>
+              <w:br/>
+            </w:r>
+            <w:r>
+              <w:rPr>
+                <w:b w:val="0"/>
+                <w:i w:val="0"/>
+                <w:color w:val="64748B"/>
+                <w:sz w:val="14"/>
+              </w:rPr>
+              <w:t>Démographie</w:t>
+            </w:r>
+          </w:p>
+        </w:tc>
+        <w:tc>
+          <w:tcPr>
+            <w:tcW w:type="dxa" w:w="1531"/>
+          </w:tcPr>
+          <w:p>
+            <w:r>
+              <w:rPr>
+                <w:b/>
+                <w:i w:val="0"/>
+                <w:color w:val="16A34A"/>
+                <w:sz w:val="16"/>
+              </w:rPr>
+              <w:t>—</w:t>
+            </w:r>
+          </w:p>
+        </w:tc>
+        <w:tc>
+          <w:tcPr>
+            <w:tcW w:type="dxa" w:w="1191"/>
+          </w:tcPr>
+          <w:p>
+            <w:r>
+              <w:rPr>
+                <w:b w:val="0"/>
+                <w:i w:val="0"/>
+                <w:color w:val="64748B"/>
+                <w:sz w:val="16"/>
+              </w:rPr>
+              <w:t>GT-CQ</w:t>
+            </w:r>
+          </w:p>
+        </w:tc>
+        <w:tc>
+          <w:tcPr>
+            <w:tcW w:type="dxa" w:w="4706"/>
+          </w:tcPr>
+          <w:p>
+            <w:r>
+              <w:rPr>
+                <w:b w:val="0"/>
+                <w:i w:val="0"/>
+                <w:sz w:val="17"/>
+              </w:rPr>
+              <w:t>Prière de verifier l'information donnée par Hawa Founé Sidibé ou corriger au niveau de la section 1.</w:t>
+            </w:r>
+          </w:p>
+        </w:tc>
+      </w:tr>
+      <w:tr>
+        <w:tc>
+          <w:tcPr>
+            <w:tcW w:type="dxa" w:w="964"/>
+          </w:tcPr>
+          <w:p>
+            <w:r>
+              <w:rPr>
+                <w:b/>
+                <w:i w:val="0"/>
+                <w:color w:val="EA580C"/>
+                <w:sz w:val="16"/>
+              </w:rPr>
+              <w:t>Moyenne</w:t>
+            </w:r>
+          </w:p>
+        </w:tc>
+        <w:tc>
+          <w:tcPr>
+            <w:tcW w:type="dxa" w:w="1247"/>
+          </w:tcPr>
+          <w:p>
+            <w:r>
+              <w:rPr>
+                <w:b/>
+                <w:i w:val="0"/>
+                <w:sz w:val="16"/>
+              </w:rPr>
+              <w:t>S01</w:t>
+              <w:br/>
+            </w:r>
+            <w:r>
+              <w:rPr>
+                <w:b w:val="0"/>
+                <w:i w:val="0"/>
+                <w:color w:val="64748B"/>
+                <w:sz w:val="14"/>
+              </w:rPr>
+              <w:t>Démographie</w:t>
+            </w:r>
+          </w:p>
+        </w:tc>
+        <w:tc>
+          <w:tcPr>
+            <w:tcW w:type="dxa" w:w="1531"/>
+          </w:tcPr>
+          <w:p>
+            <w:r>
+              <w:rPr>
+                <w:b/>
+                <w:i w:val="0"/>
+                <w:color w:val="16A34A"/>
+                <w:sz w:val="16"/>
+              </w:rPr>
+              <w:t>—</w:t>
+            </w:r>
+          </w:p>
+        </w:tc>
+        <w:tc>
+          <w:tcPr>
+            <w:tcW w:type="dxa" w:w="1191"/>
+          </w:tcPr>
+          <w:p>
+            <w:r>
+              <w:rPr>
+                <w:b w:val="0"/>
+                <w:i w:val="0"/>
+                <w:color w:val="64748B"/>
+                <w:sz w:val="16"/>
+              </w:rPr>
+              <w:t>GT-CQ</w:t>
+            </w:r>
+          </w:p>
+        </w:tc>
+        <w:tc>
+          <w:tcPr>
+            <w:tcW w:type="dxa" w:w="4706"/>
+          </w:tcPr>
+          <w:p>
+            <w:r>
+              <w:rPr>
+                <w:b w:val="0"/>
+                <w:i w:val="0"/>
+                <w:sz w:val="17"/>
+              </w:rPr>
+              <w:t>Prière de verifier l'information donnée par Oumar Sidibé ou corriger au niveau de la section 1.</w:t>
+            </w:r>
+          </w:p>
+        </w:tc>
+      </w:tr>
+      <w:tr>
+        <w:tc>
+          <w:tcPr>
+            <w:tcW w:type="dxa" w:w="964"/>
+          </w:tcPr>
+          <w:p>
+            <w:r>
+              <w:rPr>
+                <w:b/>
+                <w:i w:val="0"/>
+                <w:color w:val="EA580C"/>
+                <w:sz w:val="16"/>
+              </w:rPr>
+              <w:t>Moyenne</w:t>
+            </w:r>
+          </w:p>
+        </w:tc>
+        <w:tc>
+          <w:tcPr>
+            <w:tcW w:type="dxa" w:w="1247"/>
+          </w:tcPr>
+          <w:p>
+            <w:r>
+              <w:rPr>
+                <w:b/>
+                <w:i w:val="0"/>
+                <w:sz w:val="16"/>
+              </w:rPr>
+              <w:t>S01</w:t>
+              <w:br/>
+            </w:r>
+            <w:r>
+              <w:rPr>
+                <w:b w:val="0"/>
+                <w:i w:val="0"/>
+                <w:color w:val="64748B"/>
+                <w:sz w:val="14"/>
+              </w:rPr>
+              <w:t>Démographie</w:t>
+            </w:r>
+          </w:p>
+        </w:tc>
+        <w:tc>
+          <w:tcPr>
+            <w:tcW w:type="dxa" w:w="1531"/>
+          </w:tcPr>
+          <w:p>
+            <w:r>
+              <w:rPr>
+                <w:b/>
+                <w:i w:val="0"/>
+                <w:color w:val="16A34A"/>
+                <w:sz w:val="16"/>
+              </w:rPr>
+              <w:t>—</w:t>
+            </w:r>
+          </w:p>
+        </w:tc>
+        <w:tc>
+          <w:tcPr>
+            <w:tcW w:type="dxa" w:w="1191"/>
+          </w:tcPr>
+          <w:p>
+            <w:r>
+              <w:rPr>
+                <w:b w:val="0"/>
+                <w:i w:val="0"/>
+                <w:color w:val="64748B"/>
+                <w:sz w:val="16"/>
+              </w:rPr>
+              <w:t>GT-CQ</w:t>
+            </w:r>
+          </w:p>
+        </w:tc>
+        <w:tc>
+          <w:tcPr>
+            <w:tcW w:type="dxa" w:w="4706"/>
+          </w:tcPr>
+          <w:p>
+            <w:r>
+              <w:rPr>
+                <w:b w:val="0"/>
+                <w:i w:val="0"/>
+                <w:sz w:val="17"/>
+              </w:rPr>
+              <w:t>Prière de verifier l'information donnée par Sadio Sidibé ou corriger au niveau de la section 1.</w:t>
+            </w:r>
+          </w:p>
+        </w:tc>
+      </w:tr>
+      <w:tr>
+        <w:tc>
+          <w:tcPr>
+            <w:tcW w:type="dxa" w:w="964"/>
+          </w:tcPr>
+          <w:p>
+            <w:r>
+              <w:rPr>
+                <w:b/>
+                <w:i w:val="0"/>
+                <w:color w:val="EA580C"/>
+                <w:sz w:val="16"/>
+              </w:rPr>
+              <w:t>Moyenne</w:t>
+            </w:r>
+          </w:p>
+        </w:tc>
+        <w:tc>
+          <w:tcPr>
+            <w:tcW w:type="dxa" w:w="1247"/>
+          </w:tcPr>
+          <w:p>
+            <w:r>
+              <w:rPr>
+                <w:b/>
+                <w:i w:val="0"/>
+                <w:sz w:val="16"/>
+              </w:rPr>
               <w:t>S02</w:t>
               <w:br/>
             </w:r>
@@ -1624,7 +2524,7 @@
                 <w:color w:val="16A34A"/>
                 <w:sz w:val="16"/>
               </w:rPr>
-              <w:t>s01q00b, s02q17_2, s02q15_2</w:t>
+              <w:t>—</w:t>
             </w:r>
           </w:p>
         </w:tc>
@@ -1655,7 +2555,7 @@
                 <w:i w:val="0"/>
                 <w:sz w:val="17"/>
               </w:rPr>
-              <w:t>Incohérence!! Oumar Sidibé fréquente 5ème année de Primaire mais ne paie ni la scolarité ni la cotisation, prière de corriger ou fournir une explication à cela.</w:t>
+              <w:t>Attention!!! le montant payé pour les frais de scolarité ( 500 FCFA) de Sadio Sidibé  qui fréquente 2ème année de Maternelle semble faible.</w:t>
             </w:r>
           </w:p>
         </w:tc>
@@ -1670,10 +2570,10 @@
               <w:rPr>
                 <w:b/>
                 <w:i w:val="0"/>
-                <w:color w:val="DC2626"/>
+                <w:color w:val="EA580C"/>
                 <w:sz w:val="16"/>
               </w:rPr>
-              <w:t>Haute</w:t>
+              <w:t>Moyenne</w:t>
             </w:r>
           </w:p>
         </w:tc>
@@ -1745,7 +2645,7 @@
                 <w:i w:val="0"/>
                 <w:sz w:val="17"/>
               </w:rPr>
-              <w:t>Incohérence ! Oumar Sidibé frequente actuellement 5ème année de Primaire mais dit avoir reçu une bourse de 500 FCFA.</w:t>
+              <w:t>Veuillez verifier cette information auprès de l'enquêté ou confirmer avec le QG.</w:t>
             </w:r>
           </w:p>
         </w:tc>
@@ -1760,10 +2660,10 @@
               <w:rPr>
                 <w:b/>
                 <w:i w:val="0"/>
-                <w:color w:val="DC2626"/>
+                <w:color w:val="EA580C"/>
                 <w:sz w:val="16"/>
               </w:rPr>
-              <w:t>Haute</w:t>
+              <w:t>Moyenne</w:t>
             </w:r>
           </w:p>
         </w:tc>
@@ -1778,7 +2678,7 @@
                 <w:i w:val="0"/>
                 <w:sz w:val="16"/>
               </w:rPr>
-              <w:t>S04</w:t>
+              <w:t>S02</w:t>
               <w:br/>
             </w:r>
             <w:r>
@@ -1788,7 +2688,7 @@
                 <w:color w:val="64748B"/>
                 <w:sz w:val="14"/>
               </w:rPr>
-              <w:t>Emploi</w:t>
+              <w:t>Éducation</w:t>
             </w:r>
           </w:p>
         </w:tc>
@@ -1804,7 +2704,7 @@
                 <w:color w:val="16A34A"/>
                 <w:sz w:val="16"/>
               </w:rPr>
-              <w:t>s01q41, s02q20, s02q21, s02q22, s03q37__4, s03q39a, s03q39b, s03q39c</w:t>
+              <w:t>—</w:t>
             </w:r>
           </w:p>
         </w:tc>
@@ -1835,7 +2735,7 @@
                 <w:i w:val="0"/>
                 <w:sz w:val="17"/>
               </w:rPr>
-              <w:t>Incoherent! Kamissa Camara est Handicap de la 4.21 mais Kamissa Camara n'a déclaré aucun handicap en 3.43 à 3.48, prière de corriger.</w:t>
+              <w:t>Prière de corriger ces cas.</w:t>
             </w:r>
           </w:p>
         </w:tc>
@@ -1850,10 +2750,10 @@
               <w:rPr>
                 <w:b/>
                 <w:i w:val="0"/>
-                <w:color w:val="DC2626"/>
+                <w:color w:val="EA580C"/>
                 <w:sz w:val="16"/>
               </w:rPr>
-              <w:t>Haute</w:t>
+              <w:t>Moyenne</w:t>
             </w:r>
           </w:p>
         </w:tc>
@@ -1868,7 +2768,7 @@
                 <w:i w:val="0"/>
                 <w:sz w:val="16"/>
               </w:rPr>
-              <w:t>S11</w:t>
+              <w:t>S02</w:t>
               <w:br/>
             </w:r>
             <w:r>
@@ -1878,7 +2778,7 @@
                 <w:color w:val="64748B"/>
                 <w:sz w:val="14"/>
               </w:rPr>
-              <w:t>Logement / cadre de vie</w:t>
+              <w:t>Éducation</w:t>
             </w:r>
           </w:p>
         </w:tc>
@@ -1894,7 +2794,7 @@
                 <w:color w:val="16A34A"/>
                 <w:sz w:val="16"/>
               </w:rPr>
-              <w:t>—</w:t>
+              <w:t>s01q64, s00q04, s02q20, s02q25, s01q00b, s02q17_2, s02q15_2</w:t>
             </w:r>
           </w:p>
         </w:tc>
@@ -1925,7 +2825,7 @@
                 <w:i w:val="0"/>
                 <w:sz w:val="17"/>
               </w:rPr>
-              <w:t>Incoherence!! Le ménage a depensé .</w:t>
+              <w:t>Dans les milieux ruraux les frais d'uniformes de Sadio Sidibé qui fréquente 2ème année de Maternelle sont peut-être obligatoire et sont payés aussi dans les écoles privés, prière de verifier pour corriger ou confirmer avec le QG.</w:t>
             </w:r>
           </w:p>
         </w:tc>
@@ -1940,10 +2840,10 @@
               <w:rPr>
                 <w:b/>
                 <w:i w:val="0"/>
-                <w:color w:val="DC2626"/>
+                <w:color w:val="EA580C"/>
                 <w:sz w:val="16"/>
               </w:rPr>
-              <w:t>Haute</w:t>
+              <w:t>Moyenne</w:t>
             </w:r>
           </w:p>
         </w:tc>
@@ -1958,7 +2858,7 @@
                 <w:i w:val="0"/>
                 <w:sz w:val="16"/>
               </w:rPr>
-              <w:t>S11</w:t>
+              <w:t>S02</w:t>
               <w:br/>
             </w:r>
             <w:r>
@@ -1968,7 +2868,7 @@
                 <w:color w:val="64748B"/>
                 <w:sz w:val="14"/>
               </w:rPr>
-              <w:t>Logement / cadre de vie</w:t>
+              <w:t>Éducation</w:t>
             </w:r>
           </w:p>
         </w:tc>
@@ -1984,7 +2884,7 @@
                 <w:color w:val="16A34A"/>
                 <w:sz w:val="16"/>
               </w:rPr>
-              <w:t>s01q29, s01q31, s04q24, s00q04, s11q21, s09fq03, s09fq011</w:t>
+              <w:t>—</w:t>
             </w:r>
           </w:p>
         </w:tc>
@@ -2015,7 +2915,7 @@
                 <w:i w:val="0"/>
                 <w:sz w:val="17"/>
               </w:rPr>
-              <w:t>FCFA dans Frais de connexion au réseau de distribution d'eau mais dit ne pas être connecté à un réseau d'eau courante, prière de corriger cette incoherenceAttention ! Le montant mensuel du loyer pour un logement comme le votre 50000 Fcfa avec le type de logement Case est relativement élevé par rapport aux autres montants observés à KEDOUGOU Rural..</w:t>
+              <w:t>Le montant des frais de cantines ou de restauration (250 FCFA) pour l'année scolaire de Boubacar Sidibé qui fréquente 3ème année de Primaire  semble faible.</w:t>
             </w:r>
           </w:p>
         </w:tc>
@@ -2048,7 +2948,7 @@
                 <w:i w:val="0"/>
                 <w:sz w:val="16"/>
               </w:rPr>
-              <w:t>S00</w:t>
+              <w:t>S02</w:t>
               <w:br/>
             </w:r>
             <w:r>
@@ -2058,7 +2958,7 @@
                 <w:color w:val="64748B"/>
                 <w:sz w:val="14"/>
               </w:rPr>
-              <w:t>Identification</w:t>
+              <w:t>Éducation</w:t>
             </w:r>
           </w:p>
         </w:tc>
@@ -2074,7 +2974,7 @@
                 <w:color w:val="16A34A"/>
                 <w:sz w:val="16"/>
               </w:rPr>
-              <w:t>s00q07a, s00q08, s00q10, s00q13_0, s00q15_0, s00q17_0, s00q23a, s00q23b</w:t>
+              <w:t>—</w:t>
             </w:r>
           </w:p>
         </w:tc>
@@ -2105,7 +3005,7 @@
                 <w:i w:val="0"/>
                 <w:sz w:val="17"/>
               </w:rPr>
-              <w:t>Prière de renseigner toutes les informations du ménage dans la section 0 avant d'entamer les autres informations.</w:t>
+              <w:t>Veuillez, s'il vous plait, confirmer ces informations avec le QG ou apporter les corrections nécessaires.</w:t>
             </w:r>
           </w:p>
         </w:tc>
@@ -2138,7 +3038,7 @@
                 <w:i w:val="0"/>
                 <w:sz w:val="16"/>
               </w:rPr>
-              <w:t>S00</w:t>
+              <w:t>S02</w:t>
               <w:br/>
             </w:r>
             <w:r>
@@ -2148,7 +3048,7 @@
                 <w:color w:val="64748B"/>
                 <w:sz w:val="14"/>
               </w:rPr>
-              <w:t>Identification</w:t>
+              <w:t>Éducation</w:t>
             </w:r>
           </w:p>
         </w:tc>
@@ -2195,7 +3095,7 @@
                 <w:i w:val="0"/>
                 <w:sz w:val="17"/>
               </w:rPr>
-              <w:t>L'adresse ou la localisation du ménage doit être bien renseignée, ne doit pas contenir des numéros de téléphone et elle semble courte pour être une adresse.</w:t>
+              <w:t>Le montant des frais de cantines ou de restauration (250 FCFA) pour l'année scolaire de Oumar Sidibé qui fréquente 5ème année de Primaire  semble faible.</w:t>
             </w:r>
           </w:p>
         </w:tc>
@@ -2228,7 +3128,7 @@
                 <w:i w:val="0"/>
                 <w:sz w:val="16"/>
               </w:rPr>
-              <w:t>S00</w:t>
+              <w:t>S02</w:t>
               <w:br/>
             </w:r>
             <w:r>
@@ -2238,7 +3138,7 @@
                 <w:color w:val="64748B"/>
                 <w:sz w:val="14"/>
               </w:rPr>
-              <w:t>Identification</w:t>
+              <w:t>Éducation</w:t>
             </w:r>
           </w:p>
         </w:tc>
@@ -2285,7 +3185,7 @@
                 <w:i w:val="0"/>
                 <w:sz w:val="17"/>
               </w:rPr>
-              <w:t>Prière de renseigner la bonne adresse.Attention! Il manque des informations non renseignées dans la section 0, prière de regarder toutes les autres informations dans l'identification du ménage (IDENTIFICATION ET RENSEIGNEMENTS DE CONTROLE) ou dans OBSERVATIONS pour pouvoir renseigné toutes les questions liées au ménage.</w:t>
+              <w:t>Prière de corriger ou confirmer cette information avec le QG.</w:t>
             </w:r>
           </w:p>
         </w:tc>
@@ -2318,7 +3218,7 @@
                 <w:i w:val="0"/>
                 <w:sz w:val="16"/>
               </w:rPr>
-              <w:t>S01</w:t>
+              <w:t>S02</w:t>
               <w:br/>
             </w:r>
             <w:r>
@@ -2328,7 +3228,7 @@
                 <w:color w:val="64748B"/>
                 <w:sz w:val="14"/>
               </w:rPr>
-              <w:t>Démographie</w:t>
+              <w:t>Éducation</w:t>
             </w:r>
           </w:p>
         </w:tc>
@@ -2375,1447 +3275,7 @@
                 <w:i w:val="0"/>
                 <w:sz w:val="17"/>
               </w:rPr>
-              <w:t>Prière de verifier l'information donnée par Fatou sidibé ou corriger au niveau de la section 1.</w:t>
-            </w:r>
-          </w:p>
-        </w:tc>
-      </w:tr>
-      <w:tr>
-        <w:tc>
-          <w:tcPr>
-            <w:tcW w:type="dxa" w:w="964"/>
-          </w:tcPr>
-          <w:p>
-            <w:r>
-              <w:rPr>
-                <w:b/>
-                <w:i w:val="0"/>
-                <w:color w:val="EA580C"/>
-                <w:sz w:val="16"/>
-              </w:rPr>
-              <w:t>Moyenne</w:t>
-            </w:r>
-          </w:p>
-        </w:tc>
-        <w:tc>
-          <w:tcPr>
-            <w:tcW w:type="dxa" w:w="1247"/>
-          </w:tcPr>
-          <w:p>
-            <w:r>
-              <w:rPr>
-                <w:b/>
-                <w:i w:val="0"/>
-                <w:sz w:val="16"/>
-              </w:rPr>
-              <w:t>S01</w:t>
-              <w:br/>
-            </w:r>
-            <w:r>
-              <w:rPr>
-                <w:b w:val="0"/>
-                <w:i w:val="0"/>
-                <w:color w:val="64748B"/>
-                <w:sz w:val="14"/>
-              </w:rPr>
-              <w:t>Démographie</w:t>
-            </w:r>
-          </w:p>
-        </w:tc>
-        <w:tc>
-          <w:tcPr>
-            <w:tcW w:type="dxa" w:w="1531"/>
-          </w:tcPr>
-          <w:p>
-            <w:r>
-              <w:rPr>
-                <w:b/>
-                <w:i w:val="0"/>
-                <w:color w:val="16A34A"/>
-                <w:sz w:val="16"/>
-              </w:rPr>
-              <w:t>—</w:t>
-            </w:r>
-          </w:p>
-        </w:tc>
-        <w:tc>
-          <w:tcPr>
-            <w:tcW w:type="dxa" w:w="1191"/>
-          </w:tcPr>
-          <w:p>
-            <w:r>
-              <w:rPr>
-                <w:b w:val="0"/>
-                <w:i w:val="0"/>
-                <w:color w:val="64748B"/>
-                <w:sz w:val="16"/>
-              </w:rPr>
-              <w:t>GT-CQ</w:t>
-            </w:r>
-          </w:p>
-        </w:tc>
-        <w:tc>
-          <w:tcPr>
-            <w:tcW w:type="dxa" w:w="4706"/>
-          </w:tcPr>
-          <w:p>
-            <w:r>
-              <w:rPr>
-                <w:b w:val="0"/>
-                <w:i w:val="0"/>
-                <w:sz w:val="17"/>
-              </w:rPr>
-              <w:t>Prière de verifier l'information donnée par Hawa Founé Sidibé ou corriger au niveau de la section 1.</w:t>
-            </w:r>
-          </w:p>
-        </w:tc>
-      </w:tr>
-      <w:tr>
-        <w:tc>
-          <w:tcPr>
-            <w:tcW w:type="dxa" w:w="964"/>
-          </w:tcPr>
-          <w:p>
-            <w:r>
-              <w:rPr>
-                <w:b/>
-                <w:i w:val="0"/>
-                <w:color w:val="EA580C"/>
-                <w:sz w:val="16"/>
-              </w:rPr>
-              <w:t>Moyenne</w:t>
-            </w:r>
-          </w:p>
-        </w:tc>
-        <w:tc>
-          <w:tcPr>
-            <w:tcW w:type="dxa" w:w="1247"/>
-          </w:tcPr>
-          <w:p>
-            <w:r>
-              <w:rPr>
-                <w:b/>
-                <w:i w:val="0"/>
-                <w:sz w:val="16"/>
-              </w:rPr>
-              <w:t>S01</w:t>
-              <w:br/>
-            </w:r>
-            <w:r>
-              <w:rPr>
-                <w:b w:val="0"/>
-                <w:i w:val="0"/>
-                <w:color w:val="64748B"/>
-                <w:sz w:val="14"/>
-              </w:rPr>
-              <w:t>Démographie</w:t>
-            </w:r>
-          </w:p>
-        </w:tc>
-        <w:tc>
-          <w:tcPr>
-            <w:tcW w:type="dxa" w:w="1531"/>
-          </w:tcPr>
-          <w:p>
-            <w:r>
-              <w:rPr>
-                <w:b/>
-                <w:i w:val="0"/>
-                <w:color w:val="16A34A"/>
-                <w:sz w:val="16"/>
-              </w:rPr>
-              <w:t>—</w:t>
-            </w:r>
-          </w:p>
-        </w:tc>
-        <w:tc>
-          <w:tcPr>
-            <w:tcW w:type="dxa" w:w="1191"/>
-          </w:tcPr>
-          <w:p>
-            <w:r>
-              <w:rPr>
-                <w:b w:val="0"/>
-                <w:i w:val="0"/>
-                <w:color w:val="64748B"/>
-                <w:sz w:val="16"/>
-              </w:rPr>
-              <w:t>GT-CQ</w:t>
-            </w:r>
-          </w:p>
-        </w:tc>
-        <w:tc>
-          <w:tcPr>
-            <w:tcW w:type="dxa" w:w="4706"/>
-          </w:tcPr>
-          <w:p>
-            <w:r>
-              <w:rPr>
-                <w:b w:val="0"/>
-                <w:i w:val="0"/>
-                <w:sz w:val="17"/>
-              </w:rPr>
-              <w:t>Prière de verifier l'information donnée par Oumar Sidibé ou corriger au niveau de la section 1.</w:t>
-            </w:r>
-          </w:p>
-        </w:tc>
-      </w:tr>
-      <w:tr>
-        <w:tc>
-          <w:tcPr>
-            <w:tcW w:type="dxa" w:w="964"/>
-          </w:tcPr>
-          <w:p>
-            <w:r>
-              <w:rPr>
-                <w:b/>
-                <w:i w:val="0"/>
-                <w:color w:val="EA580C"/>
-                <w:sz w:val="16"/>
-              </w:rPr>
-              <w:t>Moyenne</w:t>
-            </w:r>
-          </w:p>
-        </w:tc>
-        <w:tc>
-          <w:tcPr>
-            <w:tcW w:type="dxa" w:w="1247"/>
-          </w:tcPr>
-          <w:p>
-            <w:r>
-              <w:rPr>
-                <w:b/>
-                <w:i w:val="0"/>
-                <w:sz w:val="16"/>
-              </w:rPr>
-              <w:t>S01</w:t>
-              <w:br/>
-            </w:r>
-            <w:r>
-              <w:rPr>
-                <w:b w:val="0"/>
-                <w:i w:val="0"/>
-                <w:color w:val="64748B"/>
-                <w:sz w:val="14"/>
-              </w:rPr>
-              <w:t>Démographie</w:t>
-            </w:r>
-          </w:p>
-        </w:tc>
-        <w:tc>
-          <w:tcPr>
-            <w:tcW w:type="dxa" w:w="1531"/>
-          </w:tcPr>
-          <w:p>
-            <w:r>
-              <w:rPr>
-                <w:b/>
-                <w:i w:val="0"/>
-                <w:color w:val="16A34A"/>
-                <w:sz w:val="16"/>
-              </w:rPr>
-              <w:t>—</w:t>
-            </w:r>
-          </w:p>
-        </w:tc>
-        <w:tc>
-          <w:tcPr>
-            <w:tcW w:type="dxa" w:w="1191"/>
-          </w:tcPr>
-          <w:p>
-            <w:r>
-              <w:rPr>
-                <w:b w:val="0"/>
-                <w:i w:val="0"/>
-                <w:color w:val="64748B"/>
-                <w:sz w:val="16"/>
-              </w:rPr>
-              <w:t>GT-CQ</w:t>
-            </w:r>
-          </w:p>
-        </w:tc>
-        <w:tc>
-          <w:tcPr>
-            <w:tcW w:type="dxa" w:w="4706"/>
-          </w:tcPr>
-          <w:p>
-            <w:r>
-              <w:rPr>
-                <w:b w:val="0"/>
-                <w:i w:val="0"/>
-                <w:sz w:val="17"/>
-              </w:rPr>
-              <w:t>Prière de verifier l'information donnée par Sadio Sidibé ou corriger au niveau de la section 1.</w:t>
-            </w:r>
-          </w:p>
-        </w:tc>
-      </w:tr>
-      <w:tr>
-        <w:tc>
-          <w:tcPr>
-            <w:tcW w:type="dxa" w:w="964"/>
-          </w:tcPr>
-          <w:p>
-            <w:r>
-              <w:rPr>
-                <w:b/>
-                <w:i w:val="0"/>
-                <w:color w:val="EA580C"/>
-                <w:sz w:val="16"/>
-              </w:rPr>
-              <w:t>Moyenne</w:t>
-            </w:r>
-          </w:p>
-        </w:tc>
-        <w:tc>
-          <w:tcPr>
-            <w:tcW w:type="dxa" w:w="1247"/>
-          </w:tcPr>
-          <w:p>
-            <w:r>
-              <w:rPr>
-                <w:b/>
-                <w:i w:val="0"/>
-                <w:sz w:val="16"/>
-              </w:rPr>
-              <w:t>S02</w:t>
-              <w:br/>
-            </w:r>
-            <w:r>
-              <w:rPr>
-                <w:b w:val="0"/>
-                <w:i w:val="0"/>
-                <w:color w:val="64748B"/>
-                <w:sz w:val="14"/>
-              </w:rPr>
-              <w:t>Éducation</w:t>
-            </w:r>
-          </w:p>
-        </w:tc>
-        <w:tc>
-          <w:tcPr>
-            <w:tcW w:type="dxa" w:w="1531"/>
-          </w:tcPr>
-          <w:p>
-            <w:r>
-              <w:rPr>
-                <w:b/>
-                <w:i w:val="0"/>
-                <w:color w:val="16A34A"/>
-                <w:sz w:val="16"/>
-              </w:rPr>
-              <w:t>—</w:t>
-            </w:r>
-          </w:p>
-        </w:tc>
-        <w:tc>
-          <w:tcPr>
-            <w:tcW w:type="dxa" w:w="1191"/>
-          </w:tcPr>
-          <w:p>
-            <w:r>
-              <w:rPr>
-                <w:b w:val="0"/>
-                <w:i w:val="0"/>
-                <w:color w:val="64748B"/>
-                <w:sz w:val="16"/>
-              </w:rPr>
-              <w:t>GT-CQ</w:t>
-            </w:r>
-          </w:p>
-        </w:tc>
-        <w:tc>
-          <w:tcPr>
-            <w:tcW w:type="dxa" w:w="4706"/>
-          </w:tcPr>
-          <w:p>
-            <w:r>
-              <w:rPr>
-                <w:b w:val="0"/>
-                <w:i w:val="0"/>
-                <w:sz w:val="17"/>
-              </w:rPr>
-              <w:t>Attention!!! le montant payé pour les frais de scolarité ( 500 FCFA) de Sadio Sidibé  qui fréquente 2ème année de Maternelle semble faible.</w:t>
-            </w:r>
-          </w:p>
-        </w:tc>
-      </w:tr>
-      <w:tr>
-        <w:tc>
-          <w:tcPr>
-            <w:tcW w:type="dxa" w:w="964"/>
-          </w:tcPr>
-          <w:p>
-            <w:r>
-              <w:rPr>
-                <w:b/>
-                <w:i w:val="0"/>
-                <w:color w:val="EA580C"/>
-                <w:sz w:val="16"/>
-              </w:rPr>
-              <w:t>Moyenne</w:t>
-            </w:r>
-          </w:p>
-        </w:tc>
-        <w:tc>
-          <w:tcPr>
-            <w:tcW w:type="dxa" w:w="1247"/>
-          </w:tcPr>
-          <w:p>
-            <w:r>
-              <w:rPr>
-                <w:b/>
-                <w:i w:val="0"/>
-                <w:sz w:val="16"/>
-              </w:rPr>
-              <w:t>S02</w:t>
-              <w:br/>
-            </w:r>
-            <w:r>
-              <w:rPr>
-                <w:b w:val="0"/>
-                <w:i w:val="0"/>
-                <w:color w:val="64748B"/>
-                <w:sz w:val="14"/>
-              </w:rPr>
-              <w:t>Éducation</w:t>
-            </w:r>
-          </w:p>
-        </w:tc>
-        <w:tc>
-          <w:tcPr>
-            <w:tcW w:type="dxa" w:w="1531"/>
-          </w:tcPr>
-          <w:p>
-            <w:r>
-              <w:rPr>
-                <w:b/>
-                <w:i w:val="0"/>
-                <w:color w:val="16A34A"/>
-                <w:sz w:val="16"/>
-              </w:rPr>
-              <w:t>—</w:t>
-            </w:r>
-          </w:p>
-        </w:tc>
-        <w:tc>
-          <w:tcPr>
-            <w:tcW w:type="dxa" w:w="1191"/>
-          </w:tcPr>
-          <w:p>
-            <w:r>
-              <w:rPr>
-                <w:b w:val="0"/>
-                <w:i w:val="0"/>
-                <w:color w:val="64748B"/>
-                <w:sz w:val="16"/>
-              </w:rPr>
-              <w:t>GT-CQ</w:t>
-            </w:r>
-          </w:p>
-        </w:tc>
-        <w:tc>
-          <w:tcPr>
-            <w:tcW w:type="dxa" w:w="4706"/>
-          </w:tcPr>
-          <w:p>
-            <w:r>
-              <w:rPr>
-                <w:b w:val="0"/>
-                <w:i w:val="0"/>
-                <w:sz w:val="17"/>
-              </w:rPr>
-              <w:t>Veuillez verifier cette information auprès de l'enquêté ou confirmer avec le QG.</w:t>
-            </w:r>
-          </w:p>
-        </w:tc>
-      </w:tr>
-      <w:tr>
-        <w:tc>
-          <w:tcPr>
-            <w:tcW w:type="dxa" w:w="964"/>
-          </w:tcPr>
-          <w:p>
-            <w:r>
-              <w:rPr>
-                <w:b/>
-                <w:i w:val="0"/>
-                <w:color w:val="EA580C"/>
-                <w:sz w:val="16"/>
-              </w:rPr>
-              <w:t>Moyenne</w:t>
-            </w:r>
-          </w:p>
-        </w:tc>
-        <w:tc>
-          <w:tcPr>
-            <w:tcW w:type="dxa" w:w="1247"/>
-          </w:tcPr>
-          <w:p>
-            <w:r>
-              <w:rPr>
-                <w:b/>
-                <w:i w:val="0"/>
-                <w:sz w:val="16"/>
-              </w:rPr>
-              <w:t>S02</w:t>
-              <w:br/>
-            </w:r>
-            <w:r>
-              <w:rPr>
-                <w:b w:val="0"/>
-                <w:i w:val="0"/>
-                <w:color w:val="64748B"/>
-                <w:sz w:val="14"/>
-              </w:rPr>
-              <w:t>Éducation</w:t>
-            </w:r>
-          </w:p>
-        </w:tc>
-        <w:tc>
-          <w:tcPr>
-            <w:tcW w:type="dxa" w:w="1531"/>
-          </w:tcPr>
-          <w:p>
-            <w:r>
-              <w:rPr>
-                <w:b/>
-                <w:i w:val="0"/>
-                <w:color w:val="16A34A"/>
-                <w:sz w:val="16"/>
-              </w:rPr>
-              <w:t>—</w:t>
-            </w:r>
-          </w:p>
-        </w:tc>
-        <w:tc>
-          <w:tcPr>
-            <w:tcW w:type="dxa" w:w="1191"/>
-          </w:tcPr>
-          <w:p>
-            <w:r>
-              <w:rPr>
-                <w:b w:val="0"/>
-                <w:i w:val="0"/>
-                <w:color w:val="64748B"/>
-                <w:sz w:val="16"/>
-              </w:rPr>
-              <w:t>GT-CQ</w:t>
-            </w:r>
-          </w:p>
-        </w:tc>
-        <w:tc>
-          <w:tcPr>
-            <w:tcW w:type="dxa" w:w="4706"/>
-          </w:tcPr>
-          <w:p>
-            <w:r>
-              <w:rPr>
-                <w:b w:val="0"/>
-                <w:i w:val="0"/>
-                <w:sz w:val="17"/>
-              </w:rPr>
-              <w:t>Prière de corriger ces cas.</w:t>
-            </w:r>
-          </w:p>
-        </w:tc>
-      </w:tr>
-      <w:tr>
-        <w:tc>
-          <w:tcPr>
-            <w:tcW w:type="dxa" w:w="964"/>
-          </w:tcPr>
-          <w:p>
-            <w:r>
-              <w:rPr>
-                <w:b/>
-                <w:i w:val="0"/>
-                <w:color w:val="EA580C"/>
-                <w:sz w:val="16"/>
-              </w:rPr>
-              <w:t>Moyenne</w:t>
-            </w:r>
-          </w:p>
-        </w:tc>
-        <w:tc>
-          <w:tcPr>
-            <w:tcW w:type="dxa" w:w="1247"/>
-          </w:tcPr>
-          <w:p>
-            <w:r>
-              <w:rPr>
-                <w:b/>
-                <w:i w:val="0"/>
-                <w:sz w:val="16"/>
-              </w:rPr>
-              <w:t>S02</w:t>
-              <w:br/>
-            </w:r>
-            <w:r>
-              <w:rPr>
-                <w:b w:val="0"/>
-                <w:i w:val="0"/>
-                <w:color w:val="64748B"/>
-                <w:sz w:val="14"/>
-              </w:rPr>
-              <w:t>Éducation</w:t>
-            </w:r>
-          </w:p>
-        </w:tc>
-        <w:tc>
-          <w:tcPr>
-            <w:tcW w:type="dxa" w:w="1531"/>
-          </w:tcPr>
-          <w:p>
-            <w:r>
-              <w:rPr>
-                <w:b/>
-                <w:i w:val="0"/>
-                <w:color w:val="16A34A"/>
-                <w:sz w:val="16"/>
-              </w:rPr>
-              <w:t>—</w:t>
-            </w:r>
-          </w:p>
-        </w:tc>
-        <w:tc>
-          <w:tcPr>
-            <w:tcW w:type="dxa" w:w="1191"/>
-          </w:tcPr>
-          <w:p>
-            <w:r>
-              <w:rPr>
-                <w:b w:val="0"/>
-                <w:i w:val="0"/>
-                <w:color w:val="64748B"/>
-                <w:sz w:val="16"/>
-              </w:rPr>
-              <w:t>GT-CQ</w:t>
-            </w:r>
-          </w:p>
-        </w:tc>
-        <w:tc>
-          <w:tcPr>
-            <w:tcW w:type="dxa" w:w="4706"/>
-          </w:tcPr>
-          <w:p>
-            <w:r>
-              <w:rPr>
-                <w:b w:val="0"/>
-                <w:i w:val="0"/>
-                <w:sz w:val="17"/>
-              </w:rPr>
-              <w:t>veuillez, s'il vous plait, confirmer la cotisation ( 1500 FCFA) payée de Sadio Sidibé avec le QG ou apporter les corrections nécessaires.</w:t>
-            </w:r>
-          </w:p>
-        </w:tc>
-      </w:tr>
-      <w:tr>
-        <w:tc>
-          <w:tcPr>
-            <w:tcW w:type="dxa" w:w="964"/>
-          </w:tcPr>
-          <w:p>
-            <w:r>
-              <w:rPr>
-                <w:b/>
-                <w:i w:val="0"/>
-                <w:color w:val="EA580C"/>
-                <w:sz w:val="16"/>
-              </w:rPr>
-              <w:t>Moyenne</w:t>
-            </w:r>
-          </w:p>
-        </w:tc>
-        <w:tc>
-          <w:tcPr>
-            <w:tcW w:type="dxa" w:w="1247"/>
-          </w:tcPr>
-          <w:p>
-            <w:r>
-              <w:rPr>
-                <w:b/>
-                <w:i w:val="0"/>
-                <w:sz w:val="16"/>
-              </w:rPr>
-              <w:t>S02</w:t>
-              <w:br/>
-            </w:r>
-            <w:r>
-              <w:rPr>
-                <w:b w:val="0"/>
-                <w:i w:val="0"/>
-                <w:color w:val="64748B"/>
-                <w:sz w:val="14"/>
-              </w:rPr>
-              <w:t>Éducation</w:t>
-            </w:r>
-          </w:p>
-        </w:tc>
-        <w:tc>
-          <w:tcPr>
-            <w:tcW w:type="dxa" w:w="1531"/>
-          </w:tcPr>
-          <w:p>
-            <w:r>
-              <w:rPr>
-                <w:b/>
-                <w:i w:val="0"/>
-                <w:color w:val="16A34A"/>
-                <w:sz w:val="16"/>
-              </w:rPr>
-              <w:t>s01q64, s00q04, s02q20, s02q25, s01q00b, s02q17_2, s02q15_2</w:t>
-            </w:r>
-          </w:p>
-        </w:tc>
-        <w:tc>
-          <w:tcPr>
-            <w:tcW w:type="dxa" w:w="1191"/>
-          </w:tcPr>
-          <w:p>
-            <w:r>
-              <w:rPr>
-                <w:b w:val="0"/>
-                <w:i w:val="0"/>
-                <w:color w:val="64748B"/>
-                <w:sz w:val="16"/>
-              </w:rPr>
-              <w:t>GT-CQ</w:t>
-            </w:r>
-          </w:p>
-        </w:tc>
-        <w:tc>
-          <w:tcPr>
-            <w:tcW w:type="dxa" w:w="4706"/>
-          </w:tcPr>
-          <w:p>
-            <w:r>
-              <w:rPr>
-                <w:b w:val="0"/>
-                <w:i w:val="0"/>
-                <w:sz w:val="17"/>
-              </w:rPr>
-              <w:t>Dans les milieux ruraux les frais d'uniformes de Sadio Sidibé qui fréquente 2ème année de Maternelle sont peut-être obligatoire et sont payés aussi dans les écoles privés, prière de verifier pour corriger ou confirmer avec le QG.</w:t>
-            </w:r>
-          </w:p>
-        </w:tc>
-      </w:tr>
-      <w:tr>
-        <w:tc>
-          <w:tcPr>
-            <w:tcW w:type="dxa" w:w="964"/>
-          </w:tcPr>
-          <w:p>
-            <w:r>
-              <w:rPr>
-                <w:b/>
-                <w:i w:val="0"/>
-                <w:color w:val="EA580C"/>
-                <w:sz w:val="16"/>
-              </w:rPr>
-              <w:t>Moyenne</w:t>
-            </w:r>
-          </w:p>
-        </w:tc>
-        <w:tc>
-          <w:tcPr>
-            <w:tcW w:type="dxa" w:w="1247"/>
-          </w:tcPr>
-          <w:p>
-            <w:r>
-              <w:rPr>
-                <w:b/>
-                <w:i w:val="0"/>
-                <w:sz w:val="16"/>
-              </w:rPr>
-              <w:t>S02</w:t>
-              <w:br/>
-            </w:r>
-            <w:r>
-              <w:rPr>
-                <w:b w:val="0"/>
-                <w:i w:val="0"/>
-                <w:color w:val="64748B"/>
-                <w:sz w:val="14"/>
-              </w:rPr>
-              <w:t>Éducation</w:t>
-            </w:r>
-          </w:p>
-        </w:tc>
-        <w:tc>
-          <w:tcPr>
-            <w:tcW w:type="dxa" w:w="1531"/>
-          </w:tcPr>
-          <w:p>
-            <w:r>
-              <w:rPr>
-                <w:b/>
-                <w:i w:val="0"/>
-                <w:color w:val="16A34A"/>
-                <w:sz w:val="16"/>
-              </w:rPr>
-              <w:t>—</w:t>
-            </w:r>
-          </w:p>
-        </w:tc>
-        <w:tc>
-          <w:tcPr>
-            <w:tcW w:type="dxa" w:w="1191"/>
-          </w:tcPr>
-          <w:p>
-            <w:r>
-              <w:rPr>
-                <w:b w:val="0"/>
-                <w:i w:val="0"/>
-                <w:color w:val="64748B"/>
-                <w:sz w:val="16"/>
-              </w:rPr>
-              <w:t>GT-CQ</w:t>
-            </w:r>
-          </w:p>
-        </w:tc>
-        <w:tc>
-          <w:tcPr>
-            <w:tcW w:type="dxa" w:w="4706"/>
-          </w:tcPr>
-          <w:p>
-            <w:r>
-              <w:rPr>
-                <w:b w:val="0"/>
-                <w:i w:val="0"/>
-                <w:sz w:val="17"/>
-              </w:rPr>
-              <w:t>veuillez, s'il vous plait, confirmer les frais de scolarité ( 2000 FCFA) payée de Hawa Founé Sidibé avec le QG ou apporter les corrections nécessaires.</w:t>
-            </w:r>
-          </w:p>
-        </w:tc>
-      </w:tr>
-      <w:tr>
-        <w:tc>
-          <w:tcPr>
-            <w:tcW w:type="dxa" w:w="964"/>
-          </w:tcPr>
-          <w:p>
-            <w:r>
-              <w:rPr>
-                <w:b/>
-                <w:i w:val="0"/>
-                <w:color w:val="EA580C"/>
-                <w:sz w:val="16"/>
-              </w:rPr>
-              <w:t>Moyenne</w:t>
-            </w:r>
-          </w:p>
-        </w:tc>
-        <w:tc>
-          <w:tcPr>
-            <w:tcW w:type="dxa" w:w="1247"/>
-          </w:tcPr>
-          <w:p>
-            <w:r>
-              <w:rPr>
-                <w:b/>
-                <w:i w:val="0"/>
-                <w:sz w:val="16"/>
-              </w:rPr>
-              <w:t>S02</w:t>
-              <w:br/>
-            </w:r>
-            <w:r>
-              <w:rPr>
-                <w:b w:val="0"/>
-                <w:i w:val="0"/>
-                <w:color w:val="64748B"/>
-                <w:sz w:val="14"/>
-              </w:rPr>
-              <w:t>Éducation</w:t>
-            </w:r>
-          </w:p>
-        </w:tc>
-        <w:tc>
-          <w:tcPr>
-            <w:tcW w:type="dxa" w:w="1531"/>
-          </w:tcPr>
-          <w:p>
-            <w:r>
-              <w:rPr>
-                <w:b/>
-                <w:i w:val="0"/>
-                <w:color w:val="16A34A"/>
-                <w:sz w:val="16"/>
-              </w:rPr>
-              <w:t>—</w:t>
-            </w:r>
-          </w:p>
-        </w:tc>
-        <w:tc>
-          <w:tcPr>
-            <w:tcW w:type="dxa" w:w="1191"/>
-          </w:tcPr>
-          <w:p>
-            <w:r>
-              <w:rPr>
-                <w:b w:val="0"/>
-                <w:i w:val="0"/>
-                <w:color w:val="64748B"/>
-                <w:sz w:val="16"/>
-              </w:rPr>
-              <w:t>GT-CQ</w:t>
-            </w:r>
-          </w:p>
-        </w:tc>
-        <w:tc>
-          <w:tcPr>
-            <w:tcW w:type="dxa" w:w="4706"/>
-          </w:tcPr>
-          <w:p>
-            <w:r>
-              <w:rPr>
-                <w:b w:val="0"/>
-                <w:i w:val="0"/>
-                <w:sz w:val="17"/>
-              </w:rPr>
               <w:t>Le montant des frais de cantines ou de restauration (250 FCFA) pour l'année scolaire de Hawa Founé Sidibé qui fréquente 1ére année de Primaire  semble faible.</w:t>
-            </w:r>
-          </w:p>
-        </w:tc>
-      </w:tr>
-      <w:tr>
-        <w:tc>
-          <w:tcPr>
-            <w:tcW w:type="dxa" w:w="964"/>
-          </w:tcPr>
-          <w:p>
-            <w:r>
-              <w:rPr>
-                <w:b/>
-                <w:i w:val="0"/>
-                <w:color w:val="EA580C"/>
-                <w:sz w:val="16"/>
-              </w:rPr>
-              <w:t>Moyenne</w:t>
-            </w:r>
-          </w:p>
-        </w:tc>
-        <w:tc>
-          <w:tcPr>
-            <w:tcW w:type="dxa" w:w="1247"/>
-          </w:tcPr>
-          <w:p>
-            <w:r>
-              <w:rPr>
-                <w:b/>
-                <w:i w:val="0"/>
-                <w:sz w:val="16"/>
-              </w:rPr>
-              <w:t>S02</w:t>
-              <w:br/>
-            </w:r>
-            <w:r>
-              <w:rPr>
-                <w:b w:val="0"/>
-                <w:i w:val="0"/>
-                <w:color w:val="64748B"/>
-                <w:sz w:val="14"/>
-              </w:rPr>
-              <w:t>Éducation</w:t>
-            </w:r>
-          </w:p>
-        </w:tc>
-        <w:tc>
-          <w:tcPr>
-            <w:tcW w:type="dxa" w:w="1531"/>
-          </w:tcPr>
-          <w:p>
-            <w:r>
-              <w:rPr>
-                <w:b/>
-                <w:i w:val="0"/>
-                <w:color w:val="16A34A"/>
-                <w:sz w:val="16"/>
-              </w:rPr>
-              <w:t>—</w:t>
-            </w:r>
-          </w:p>
-        </w:tc>
-        <w:tc>
-          <w:tcPr>
-            <w:tcW w:type="dxa" w:w="1191"/>
-          </w:tcPr>
-          <w:p>
-            <w:r>
-              <w:rPr>
-                <w:b w:val="0"/>
-                <w:i w:val="0"/>
-                <w:color w:val="64748B"/>
-                <w:sz w:val="16"/>
-              </w:rPr>
-              <w:t>GT-CQ</w:t>
-            </w:r>
-          </w:p>
-        </w:tc>
-        <w:tc>
-          <w:tcPr>
-            <w:tcW w:type="dxa" w:w="4706"/>
-          </w:tcPr>
-          <w:p>
-            <w:r>
-              <w:rPr>
-                <w:b w:val="0"/>
-                <w:i w:val="0"/>
-                <w:sz w:val="17"/>
-              </w:rPr>
-              <w:t>Veuillez, s'il vous plait, confirmer ces informations avec le QG ou apporter les corrections nécessaires.</w:t>
-            </w:r>
-          </w:p>
-        </w:tc>
-      </w:tr>
-      <w:tr>
-        <w:tc>
-          <w:tcPr>
-            <w:tcW w:type="dxa" w:w="964"/>
-          </w:tcPr>
-          <w:p>
-            <w:r>
-              <w:rPr>
-                <w:b/>
-                <w:i w:val="0"/>
-                <w:color w:val="EA580C"/>
-                <w:sz w:val="16"/>
-              </w:rPr>
-              <w:t>Moyenne</w:t>
-            </w:r>
-          </w:p>
-        </w:tc>
-        <w:tc>
-          <w:tcPr>
-            <w:tcW w:type="dxa" w:w="1247"/>
-          </w:tcPr>
-          <w:p>
-            <w:r>
-              <w:rPr>
-                <w:b/>
-                <w:i w:val="0"/>
-                <w:sz w:val="16"/>
-              </w:rPr>
-              <w:t>S02</w:t>
-              <w:br/>
-            </w:r>
-            <w:r>
-              <w:rPr>
-                <w:b w:val="0"/>
-                <w:i w:val="0"/>
-                <w:color w:val="64748B"/>
-                <w:sz w:val="14"/>
-              </w:rPr>
-              <w:t>Éducation</w:t>
-            </w:r>
-          </w:p>
-        </w:tc>
-        <w:tc>
-          <w:tcPr>
-            <w:tcW w:type="dxa" w:w="1531"/>
-          </w:tcPr>
-          <w:p>
-            <w:r>
-              <w:rPr>
-                <w:b/>
-                <w:i w:val="0"/>
-                <w:color w:val="16A34A"/>
-                <w:sz w:val="16"/>
-              </w:rPr>
-              <w:t>—</w:t>
-            </w:r>
-          </w:p>
-        </w:tc>
-        <w:tc>
-          <w:tcPr>
-            <w:tcW w:type="dxa" w:w="1191"/>
-          </w:tcPr>
-          <w:p>
-            <w:r>
-              <w:rPr>
-                <w:b w:val="0"/>
-                <w:i w:val="0"/>
-                <w:color w:val="64748B"/>
-                <w:sz w:val="16"/>
-              </w:rPr>
-              <w:t>GT-CQ</w:t>
-            </w:r>
-          </w:p>
-        </w:tc>
-        <w:tc>
-          <w:tcPr>
-            <w:tcW w:type="dxa" w:w="4706"/>
-          </w:tcPr>
-          <w:p>
-            <w:r>
-              <w:rPr>
-                <w:b w:val="0"/>
-                <w:i w:val="0"/>
-                <w:sz w:val="17"/>
-              </w:rPr>
-              <w:t>veuillez, s'il vous plait, confirmer les frais de scolarité ( 5000 FCFA) payée de Fatou sidibé avec le QG ou apporter les corrections nécessaires.</w:t>
-            </w:r>
-          </w:p>
-        </w:tc>
-      </w:tr>
-      <w:tr>
-        <w:tc>
-          <w:tcPr>
-            <w:tcW w:type="dxa" w:w="964"/>
-          </w:tcPr>
-          <w:p>
-            <w:r>
-              <w:rPr>
-                <w:b/>
-                <w:i w:val="0"/>
-                <w:color w:val="EA580C"/>
-                <w:sz w:val="16"/>
-              </w:rPr>
-              <w:t>Moyenne</w:t>
-            </w:r>
-          </w:p>
-        </w:tc>
-        <w:tc>
-          <w:tcPr>
-            <w:tcW w:type="dxa" w:w="1247"/>
-          </w:tcPr>
-          <w:p>
-            <w:r>
-              <w:rPr>
-                <w:b/>
-                <w:i w:val="0"/>
-                <w:sz w:val="16"/>
-              </w:rPr>
-              <w:t>S02</w:t>
-              <w:br/>
-            </w:r>
-            <w:r>
-              <w:rPr>
-                <w:b w:val="0"/>
-                <w:i w:val="0"/>
-                <w:color w:val="64748B"/>
-                <w:sz w:val="14"/>
-              </w:rPr>
-              <w:t>Éducation</w:t>
-            </w:r>
-          </w:p>
-        </w:tc>
-        <w:tc>
-          <w:tcPr>
-            <w:tcW w:type="dxa" w:w="1531"/>
-          </w:tcPr>
-          <w:p>
-            <w:r>
-              <w:rPr>
-                <w:b/>
-                <w:i w:val="0"/>
-                <w:color w:val="16A34A"/>
-                <w:sz w:val="16"/>
-              </w:rPr>
-              <w:t>—</w:t>
-            </w:r>
-          </w:p>
-        </w:tc>
-        <w:tc>
-          <w:tcPr>
-            <w:tcW w:type="dxa" w:w="1191"/>
-          </w:tcPr>
-          <w:p>
-            <w:r>
-              <w:rPr>
-                <w:b w:val="0"/>
-                <w:i w:val="0"/>
-                <w:color w:val="64748B"/>
-                <w:sz w:val="16"/>
-              </w:rPr>
-              <w:t>GT-CQ</w:t>
-            </w:r>
-          </w:p>
-        </w:tc>
-        <w:tc>
-          <w:tcPr>
-            <w:tcW w:type="dxa" w:w="4706"/>
-          </w:tcPr>
-          <w:p>
-            <w:r>
-              <w:rPr>
-                <w:b w:val="0"/>
-                <w:i w:val="0"/>
-                <w:sz w:val="17"/>
-              </w:rPr>
-              <w:t>veuillez, s'il vous plait, confirmer les frais de scolarité ( 5000 FCFA) payée de Ousmane Kanté avec le QG ou apporter les corrections nécessaires.</w:t>
-            </w:r>
-          </w:p>
-        </w:tc>
-      </w:tr>
-      <w:tr>
-        <w:tc>
-          <w:tcPr>
-            <w:tcW w:type="dxa" w:w="964"/>
-          </w:tcPr>
-          <w:p>
-            <w:r>
-              <w:rPr>
-                <w:b/>
-                <w:i w:val="0"/>
-                <w:color w:val="EA580C"/>
-                <w:sz w:val="16"/>
-              </w:rPr>
-              <w:t>Moyenne</w:t>
-            </w:r>
-          </w:p>
-        </w:tc>
-        <w:tc>
-          <w:tcPr>
-            <w:tcW w:type="dxa" w:w="1247"/>
-          </w:tcPr>
-          <w:p>
-            <w:r>
-              <w:rPr>
-                <w:b/>
-                <w:i w:val="0"/>
-                <w:sz w:val="16"/>
-              </w:rPr>
-              <w:t>S02</w:t>
-              <w:br/>
-            </w:r>
-            <w:r>
-              <w:rPr>
-                <w:b w:val="0"/>
-                <w:i w:val="0"/>
-                <w:color w:val="64748B"/>
-                <w:sz w:val="14"/>
-              </w:rPr>
-              <w:t>Éducation</w:t>
-            </w:r>
-          </w:p>
-        </w:tc>
-        <w:tc>
-          <w:tcPr>
-            <w:tcW w:type="dxa" w:w="1531"/>
-          </w:tcPr>
-          <w:p>
-            <w:r>
-              <w:rPr>
-                <w:b/>
-                <w:i w:val="0"/>
-                <w:color w:val="16A34A"/>
-                <w:sz w:val="16"/>
-              </w:rPr>
-              <w:t>—</w:t>
-            </w:r>
-          </w:p>
-        </w:tc>
-        <w:tc>
-          <w:tcPr>
-            <w:tcW w:type="dxa" w:w="1191"/>
-          </w:tcPr>
-          <w:p>
-            <w:r>
-              <w:rPr>
-                <w:b w:val="0"/>
-                <w:i w:val="0"/>
-                <w:color w:val="64748B"/>
-                <w:sz w:val="16"/>
-              </w:rPr>
-              <w:t>GT-CQ</w:t>
-            </w:r>
-          </w:p>
-        </w:tc>
-        <w:tc>
-          <w:tcPr>
-            <w:tcW w:type="dxa" w:w="4706"/>
-          </w:tcPr>
-          <w:p>
-            <w:r>
-              <w:rPr>
-                <w:b w:val="0"/>
-                <w:i w:val="0"/>
-                <w:sz w:val="17"/>
-              </w:rPr>
-              <w:t>Le montant des frais de cantines ou de restauration (250 FCFA) pour l'année scolaire de Boubacar Sidibé qui fréquente 3ème année de Primaire  semble faible.</w:t>
-            </w:r>
-          </w:p>
-        </w:tc>
-      </w:tr>
-      <w:tr>
-        <w:tc>
-          <w:tcPr>
-            <w:tcW w:type="dxa" w:w="964"/>
-          </w:tcPr>
-          <w:p>
-            <w:r>
-              <w:rPr>
-                <w:b/>
-                <w:i w:val="0"/>
-                <w:color w:val="EA580C"/>
-                <w:sz w:val="16"/>
-              </w:rPr>
-              <w:t>Moyenne</w:t>
-            </w:r>
-          </w:p>
-        </w:tc>
-        <w:tc>
-          <w:tcPr>
-            <w:tcW w:type="dxa" w:w="1247"/>
-          </w:tcPr>
-          <w:p>
-            <w:r>
-              <w:rPr>
-                <w:b/>
-                <w:i w:val="0"/>
-                <w:sz w:val="16"/>
-              </w:rPr>
-              <w:t>S02</w:t>
-              <w:br/>
-            </w:r>
-            <w:r>
-              <w:rPr>
-                <w:b w:val="0"/>
-                <w:i w:val="0"/>
-                <w:color w:val="64748B"/>
-                <w:sz w:val="14"/>
-              </w:rPr>
-              <w:t>Éducation</w:t>
-            </w:r>
-          </w:p>
-        </w:tc>
-        <w:tc>
-          <w:tcPr>
-            <w:tcW w:type="dxa" w:w="1531"/>
-          </w:tcPr>
-          <w:p>
-            <w:r>
-              <w:rPr>
-                <w:b/>
-                <w:i w:val="0"/>
-                <w:color w:val="16A34A"/>
-                <w:sz w:val="16"/>
-              </w:rPr>
-              <w:t>—</w:t>
-            </w:r>
-          </w:p>
-        </w:tc>
-        <w:tc>
-          <w:tcPr>
-            <w:tcW w:type="dxa" w:w="1191"/>
-          </w:tcPr>
-          <w:p>
-            <w:r>
-              <w:rPr>
-                <w:b w:val="0"/>
-                <w:i w:val="0"/>
-                <w:color w:val="64748B"/>
-                <w:sz w:val="16"/>
-              </w:rPr>
-              <w:t>GT-CQ</w:t>
-            </w:r>
-          </w:p>
-        </w:tc>
-        <w:tc>
-          <w:tcPr>
-            <w:tcW w:type="dxa" w:w="4706"/>
-          </w:tcPr>
-          <w:p>
-            <w:r>
-              <w:rPr>
-                <w:b w:val="0"/>
-                <w:i w:val="0"/>
-                <w:sz w:val="17"/>
-              </w:rPr>
-              <w:t>Le montant des frais de cantines ou de restauration (250 FCFA) pour l'année scolaire de Oumar Sidibé qui fréquente 5ème année de Primaire  semble faible.</w:t>
-            </w:r>
-          </w:p>
-        </w:tc>
-      </w:tr>
-      <w:tr>
-        <w:tc>
-          <w:tcPr>
-            <w:tcW w:type="dxa" w:w="964"/>
-          </w:tcPr>
-          <w:p>
-            <w:r>
-              <w:rPr>
-                <w:b/>
-                <w:i w:val="0"/>
-                <w:color w:val="EA580C"/>
-                <w:sz w:val="16"/>
-              </w:rPr>
-              <w:t>Moyenne</w:t>
-            </w:r>
-          </w:p>
-        </w:tc>
-        <w:tc>
-          <w:tcPr>
-            <w:tcW w:type="dxa" w:w="1247"/>
-          </w:tcPr>
-          <w:p>
-            <w:r>
-              <w:rPr>
-                <w:b/>
-                <w:i w:val="0"/>
-                <w:sz w:val="16"/>
-              </w:rPr>
-              <w:t>S02</w:t>
-              <w:br/>
-            </w:r>
-            <w:r>
-              <w:rPr>
-                <w:b w:val="0"/>
-                <w:i w:val="0"/>
-                <w:color w:val="64748B"/>
-                <w:sz w:val="14"/>
-              </w:rPr>
-              <w:t>Éducation</w:t>
-            </w:r>
-          </w:p>
-        </w:tc>
-        <w:tc>
-          <w:tcPr>
-            <w:tcW w:type="dxa" w:w="1531"/>
-          </w:tcPr>
-          <w:p>
-            <w:r>
-              <w:rPr>
-                <w:b/>
-                <w:i w:val="0"/>
-                <w:color w:val="16A34A"/>
-                <w:sz w:val="16"/>
-              </w:rPr>
-              <w:t>—</w:t>
-            </w:r>
-          </w:p>
-        </w:tc>
-        <w:tc>
-          <w:tcPr>
-            <w:tcW w:type="dxa" w:w="1191"/>
-          </w:tcPr>
-          <w:p>
-            <w:r>
-              <w:rPr>
-                <w:b w:val="0"/>
-                <w:i w:val="0"/>
-                <w:color w:val="64748B"/>
-                <w:sz w:val="16"/>
-              </w:rPr>
-              <w:t>GT-CQ</w:t>
-            </w:r>
-          </w:p>
-        </w:tc>
-        <w:tc>
-          <w:tcPr>
-            <w:tcW w:type="dxa" w:w="4706"/>
-          </w:tcPr>
-          <w:p>
-            <w:r>
-              <w:rPr>
-                <w:b w:val="0"/>
-                <w:i w:val="0"/>
-                <w:sz w:val="17"/>
-              </w:rPr>
-              <w:t>Prière de corriger ou confirmer cette information avec le QG.</w:t>
             </w:r>
           </w:p>
         </w:tc>
